--- a/assets/docs/politicaIP.docx
+++ b/assets/docs/politicaIP.docx
@@ -76,7 +76,13 @@
         <w:t>las A</w:t>
       </w:r>
       <w:r>
-        <w:t>portaciones intelectuales que hagan los Socios a la Asociación y</w:t>
+        <w:t xml:space="preserve">portaciones intelectuales que hagan los </w:t>
+      </w:r>
+      <w:r>
+        <w:t>Asociados</w:t>
+      </w:r>
+      <w:r>
+        <w:t xml:space="preserve"> a la Asociación y</w:t>
       </w:r>
       <w:r>
         <w:t xml:space="preserve"> otras cuestiones relacionadas con ellas, incluida</w:t>
@@ -91,7 +97,13 @@
         <w:t>portaciones.</w:t>
       </w:r>
       <w:r>
-        <w:t xml:space="preserve"> La Asociación y todos sus Socios, al adquirir esa condición, estarán vinculados por </w:t>
+        <w:t xml:space="preserve"> La Asociación y todos sus </w:t>
+      </w:r>
+      <w:r>
+        <w:t>Asociados</w:t>
+      </w:r>
+      <w:r>
+        <w:t xml:space="preserve">, al adquirir esa condición, estarán vinculados por </w:t>
       </w:r>
       <w:r>
         <w:t xml:space="preserve">esta Política </w:t>
@@ -221,7 +233,13 @@
         <w:t xml:space="preserve">La titularidad de </w:t>
       </w:r>
       <w:r>
-        <w:t>las Aportaciones corresponde a la Asociación.</w:t>
+        <w:t>las Aportaciones corresponde a la Asociación</w:t>
+      </w:r>
+      <w:r>
+        <w:t xml:space="preserve"> en los términos establecidos en esta Política</w:t>
+      </w:r>
+      <w:r>
+        <w:t>.</w:t>
       </w:r>
       <w:bookmarkEnd w:id="1"/>
       <w:r>
@@ -313,16 +331,22 @@
         <w:t>, l</w:t>
       </w:r>
       <w:r>
-        <w:t>os S</w:t>
-      </w:r>
-      <w:r>
-        <w:t>ocios</w:t>
+        <w:t xml:space="preserve">os </w:t>
+      </w:r>
+      <w:r>
+        <w:t>Asociados</w:t>
       </w:r>
       <w:r>
         <w:t xml:space="preserve"> </w:t>
       </w:r>
       <w:r>
-        <w:t xml:space="preserve">se comprometen a ceder, y mediante su aceptación de esta Política (que es inherente a su condición de Socio) efectivamente </w:t>
+        <w:t xml:space="preserve">se comprometen a ceder, y mediante su aceptación de esta Política (que es inherente a su condición de </w:t>
+      </w:r>
+      <w:r>
+        <w:t>Asociado</w:t>
+      </w:r>
+      <w:r>
+        <w:t xml:space="preserve">) efectivamente </w:t>
       </w:r>
       <w:r>
         <w:t>cede</w:t>
@@ -343,7 +367,16 @@
         <w:t>Creaciones</w:t>
       </w:r>
       <w:r>
-        <w:t xml:space="preserve">, Invenciones o Secretos originados como consecuencia de </w:t>
+        <w:t xml:space="preserve">, Invenciones o Secretos </w:t>
+      </w:r>
+      <w:r>
+        <w:t>que se indican en el párrafo siguiente,</w:t>
+      </w:r>
+      <w:r>
+        <w:t xml:space="preserve"> </w:t>
+      </w:r>
+      <w:r>
+        <w:t xml:space="preserve">originados como consecuencia de </w:t>
       </w:r>
       <w:r>
         <w:t xml:space="preserve">la </w:t>
@@ -359,9 +392,6 @@
       </w:r>
       <w:r>
         <w:t>Aportaciones</w:t>
-      </w:r>
-      <w:r>
-        <w:t xml:space="preserve"> que se indican en el párrafo siguiente</w:t>
       </w:r>
       <w:r>
         <w:t>.</w:t>
@@ -386,12 +416,14 @@
           <w:numId w:val="28"/>
         </w:numPr>
         <w:spacing w:after="0"/>
-        <w:ind w:left="1134" w:hanging="1134"/>
       </w:pPr>
       <w:r>
         <w:t>La cesión regulada en el párrafo anterior incluye sin limitación los derechos de reproducción, distribución, comunicación pública y transformación</w:t>
       </w:r>
       <w:r>
+        <w:t xml:space="preserve"> de las Aportaciones</w:t>
+      </w:r>
+      <w:r>
         <w:t>, incluidas todas las modalidades de todas ellas,</w:t>
       </w:r>
       <w:r>
@@ -458,17 +490,26 @@
         <w:t>a nivel mundial</w:t>
       </w:r>
       <w:r>
-        <w:t xml:space="preserve">, por todo el tiempo de duración de los </w:t>
+        <w:t xml:space="preserve">, por todo el tiempo de duración de los derechos y comprende la facultad </w:t>
       </w:r>
       <w:r>
         <w:lastRenderedPageBreak/>
-        <w:t>derechos y comprende la facultad de ceder los derechos a terceros</w:t>
+        <w:t>de ceder los derechos a terceros</w:t>
       </w:r>
       <w:r>
         <w:t xml:space="preserve"> y conceder licencias</w:t>
       </w:r>
       <w:r>
         <w:t xml:space="preserve">. </w:t>
+      </w:r>
+      <w:r>
+        <w:t xml:space="preserve">Para evitar dudas interpretativas, el carácter no exclusivo de la cesión supone que el </w:t>
+      </w:r>
+      <w:r>
+        <w:t>Asociado</w:t>
+      </w:r>
+      <w:r>
+        <w:t xml:space="preserve"> que realiza la Aportación conserva un derecho de uso independiente de esa Aportación, en los términos que considere más oportunos, en la medida en la que no contradiga lo dispuesto en esta Política o en otras políticas y normas de la Asociación.</w:t>
       </w:r>
     </w:p>
     <w:p>
@@ -527,10 +568,7 @@
         <w:t xml:space="preserve">Los </w:t>
       </w:r>
       <w:r>
-        <w:t>S</w:t>
-      </w:r>
-      <w:r>
-        <w:t>ocios</w:t>
+        <w:t>Asociados</w:t>
       </w:r>
       <w:r>
         <w:t xml:space="preserve"> garantiza</w:t>
@@ -617,7 +655,10 @@
         <w:t>en los términos previstos en esta cláusula, garantizando l</w:t>
       </w:r>
       <w:r>
-        <w:t>os Socios</w:t>
+        <w:t xml:space="preserve">os </w:t>
+      </w:r>
+      <w:r>
+        <w:t>Asociados</w:t>
       </w:r>
       <w:r>
         <w:t xml:space="preserve"> que </w:t>
@@ -765,7 +806,10 @@
         <w:t xml:space="preserve">, </w:t>
       </w:r>
       <w:r>
-        <w:t>los Socios</w:t>
+        <w:t xml:space="preserve">los </w:t>
+      </w:r>
+      <w:r>
+        <w:t>Asociados</w:t>
       </w:r>
       <w:r>
         <w:t xml:space="preserve"> deberá</w:t>
@@ -784,7 +828,13 @@
       </w:r>
       <w:bookmarkEnd w:id="4"/>
       <w:r>
-        <w:t xml:space="preserve"> La Asociación decidirá sobre cada caso y le comunicará al Socio afectado cómo proceder.</w:t>
+        <w:t xml:space="preserve"> La Asociación decidirá sobre cada caso y le comunicará al </w:t>
+      </w:r>
+      <w:r>
+        <w:t>Asociado</w:t>
+      </w:r>
+      <w:r>
+        <w:t xml:space="preserve"> afectado cómo proceder.</w:t>
       </w:r>
     </w:p>
     <w:p>
@@ -806,10 +856,21 @@
           <w:numId w:val="28"/>
         </w:numPr>
         <w:spacing w:after="0"/>
-        <w:ind w:left="1134" w:hanging="1134"/>
-      </w:pPr>
-      <w:r>
-        <w:t xml:space="preserve">Si las Aportaciones incluyesen Elementos Preexistentes y el Socio o Socios que las aportasen no hubiesen informado a la Asociación en la forma prevista en el párrafo </w:t>
+      </w:pPr>
+      <w:r>
+        <w:t xml:space="preserve">Si las Aportaciones incluyesen Elementos Preexistentes y el </w:t>
+      </w:r>
+      <w:r>
+        <w:t>Asociado</w:t>
+      </w:r>
+      <w:r>
+        <w:t xml:space="preserve"> o </w:t>
+      </w:r>
+      <w:r>
+        <w:t>Asociados</w:t>
+      </w:r>
+      <w:r>
+        <w:t xml:space="preserve"> que las aportasen no hubiesen informado a la Asociación en la forma prevista en el párrafo </w:t>
       </w:r>
       <w:r>
         <w:fldChar w:fldCharType="begin"/>
@@ -873,6 +934,40 @@
       <w:r>
         <w:t>.</w:t>
       </w:r>
+      <w:r>
+        <w:t xml:space="preserve"> </w:t>
+      </w:r>
+      <w:r>
+        <w:t xml:space="preserve">Si en cualquier momento el </w:t>
+      </w:r>
+      <w:r>
+        <w:t>Asociado</w:t>
+      </w:r>
+      <w:r>
+        <w:t xml:space="preserve"> o la Asociación advirtiesen que una Aportación incluía Elementos Preexistentes y que, por error, no se había informado de ello a la Asociación, el </w:t>
+      </w:r>
+      <w:r>
+        <w:t>Asociado</w:t>
+      </w:r>
+      <w:r>
+        <w:t xml:space="preserve"> deberá facilitar inmediatamente a la Asociación la información necesaria en los términos del párrafo 1.4.1 y la Asociación decidirá qué hacer con ese contenido, dentro del respeto a los derechos sobre </w:t>
+      </w:r>
+      <w:r>
+        <w:lastRenderedPageBreak/>
+        <w:t xml:space="preserve">ese contenido, buscando el menor impacto negativo posible para la Asociación y para el </w:t>
+      </w:r>
+      <w:r>
+        <w:t>Asociado</w:t>
+      </w:r>
+      <w:r>
+        <w:t xml:space="preserve">. El </w:t>
+      </w:r>
+      <w:r>
+        <w:t>Asociado</w:t>
+      </w:r>
+      <w:r>
+        <w:t xml:space="preserve"> será responsable de las consecuencias negativas que su error en la información tenga para la Asociación.</w:t>
+      </w:r>
     </w:p>
     <w:p/>
     <w:p>
@@ -894,7 +989,14 @@
           <w:b/>
           <w:bCs/>
         </w:rPr>
-        <w:t>Responsabilidad de los Socios</w:t>
+        <w:t xml:space="preserve">Responsabilidad de los </w:t>
+      </w:r>
+      <w:r>
+        <w:rPr>
+          <w:b/>
+          <w:bCs/>
+        </w:rPr>
+        <w:t>Asociados</w:t>
       </w:r>
       <w:r>
         <w:rPr>
@@ -926,11 +1028,25 @@
         <w:spacing w:after="0"/>
       </w:pPr>
       <w:r>
-        <w:t xml:space="preserve">Los Socios son responsables de la actuación de sus empleados, colaboradores o socios que participen en la Asociación en su nombre. Si alguno de ellos no dispusiese de autorización para vincular al Socio en la forma prevista en esta Política, el Socio deberá comunicárselo por escrito </w:t>
-      </w:r>
-      <w:r>
-        <w:lastRenderedPageBreak/>
-        <w:t xml:space="preserve">a la Asociación y dar instrucciones claras a esa persona sobre el alcance de su </w:t>
+        <w:t xml:space="preserve">Los </w:t>
+      </w:r>
+      <w:r>
+        <w:t>Asociados</w:t>
+      </w:r>
+      <w:r>
+        <w:t xml:space="preserve"> son responsables de la actuación de sus empleados, colaboradores o socios que participen en la Asociación en su nombre. Si alguno de ellos no dispusiese de autorización para vincular al </w:t>
+      </w:r>
+      <w:r>
+        <w:t>Asociado</w:t>
+      </w:r>
+      <w:r>
+        <w:t xml:space="preserve"> en la forma prevista en esta Política, el </w:t>
+      </w:r>
+      <w:r>
+        <w:t>Asociado</w:t>
+      </w:r>
+      <w:r>
+        <w:t xml:space="preserve"> deberá comunicárselo por escrito a la Asociación y dar instrucciones claras a esa persona sobre el alcance de su </w:t>
       </w:r>
       <w:r>
         <w:t>actuación en el seno de la Asociación</w:t>
@@ -972,7 +1088,10 @@
         <w:t xml:space="preserve">parte de </w:t>
       </w:r>
       <w:r>
-        <w:t>los Socios</w:t>
+        <w:t xml:space="preserve">los </w:t>
+      </w:r>
+      <w:r>
+        <w:t>Asociados</w:t>
       </w:r>
       <w:r>
         <w:t xml:space="preserve"> de alguna de las obligaciones y garantías recogidas en esta </w:t>
@@ -1014,7 +1133,7 @@
         <w:t xml:space="preserve"> </w:t>
       </w:r>
       <w:r>
-        <w:t>Socio</w:t>
+        <w:t>Asociado</w:t>
       </w:r>
       <w:r>
         <w:t xml:space="preserve"> se obliga</w:t>
@@ -1225,6 +1344,28 @@
         <w:pStyle w:val="ListParagraph"/>
         <w:numPr>
           <w:ilvl w:val="0"/>
+          <w:numId w:val="0"/>
+        </w:numPr>
+        <w:spacing w:after="0"/>
+        <w:ind w:left="1440"/>
+      </w:pPr>
+    </w:p>
+    <w:p>
+      <w:pPr>
+        <w:pStyle w:val="ListParagraph"/>
+        <w:numPr>
+          <w:ilvl w:val="0"/>
+          <w:numId w:val="0"/>
+        </w:numPr>
+        <w:spacing w:after="0"/>
+        <w:ind w:left="1440"/>
+      </w:pPr>
+    </w:p>
+    <w:p>
+      <w:pPr>
+        <w:pStyle w:val="ListParagraph"/>
+        <w:numPr>
+          <w:ilvl w:val="0"/>
           <w:numId w:val="28"/>
         </w:numPr>
         <w:spacing w:after="0"/>
@@ -1263,7 +1404,10 @@
         <w:spacing w:after="0"/>
       </w:pPr>
       <w:r>
-        <w:t>Los Socios</w:t>
+        <w:t xml:space="preserve">Los </w:t>
+      </w:r>
+      <w:r>
+        <w:t>Asociados</w:t>
       </w:r>
       <w:r>
         <w:t xml:space="preserve"> </w:t>
@@ -1290,7 +1434,10 @@
         <w:t xml:space="preserve">, y abstenerse de realizar cualquier conducta que pudiera impedir o hacer más difícil dicha efectividad. En particular, pero sin limitación, </w:t>
       </w:r>
       <w:r>
-        <w:t>los Socios</w:t>
+        <w:t xml:space="preserve">los </w:t>
+      </w:r>
+      <w:r>
+        <w:t>Asociados</w:t>
       </w:r>
       <w:r>
         <w:t xml:space="preserve"> deberá</w:t>
@@ -1350,7 +1497,6 @@
           <w:b/>
           <w:bCs/>
         </w:rPr>
-        <w:lastRenderedPageBreak/>
         <w:t>Definiciones</w:t>
       </w:r>
     </w:p>
@@ -1370,7 +1516,7 @@
         <w:ind w:left="709"/>
       </w:pPr>
       <w:r>
-        <w:t xml:space="preserve">“Asociación” es el Consorcio Red </w:t>
+        <w:t xml:space="preserve">“Asociación” es Consorcio Red </w:t>
       </w:r>
       <w:r>
         <w:t>Alastria</w:t>
@@ -1397,29 +1543,9 @@
           <w:ilvl w:val="1"/>
           <w:numId w:val="28"/>
         </w:numPr>
-        <w:spacing w:after="0"/>
-        <w:ind w:left="709"/>
-      </w:pPr>
-      <w:r>
-        <w:t xml:space="preserve">“Aportaciones” son cada </w:t>
-      </w:r>
-      <w:r>
-        <w:t xml:space="preserve">uno de los </w:t>
-      </w:r>
-      <w:r>
-        <w:t xml:space="preserve">contenidos, </w:t>
-      </w:r>
-      <w:r>
-        <w:t xml:space="preserve">trabajos </w:t>
-      </w:r>
-      <w:r>
-        <w:t xml:space="preserve">y materiales </w:t>
-      </w:r>
-      <w:r>
-        <w:t>elaborados</w:t>
-      </w:r>
-      <w:r>
-        <w:t xml:space="preserve"> por los Socios para la Asociación.</w:t>
+      </w:pPr>
+      <w:r>
+        <w:t xml:space="preserve">“Asociados” se refiere a los asociados de la Asociación, con independencia de su condición de asociado promotor, de número o de honor, o cualquier otra categoría que pueda ser creada durante la vida de la Asociación. </w:t>
       </w:r>
     </w:p>
     <w:p>
@@ -1430,7 +1556,7 @@
           <w:numId w:val="0"/>
         </w:numPr>
         <w:spacing w:after="0"/>
-        <w:ind w:left="720"/>
+        <w:ind w:left="709"/>
       </w:pPr>
     </w:p>
     <w:p>
@@ -1444,10 +1570,31 @@
         <w:ind w:left="709"/>
       </w:pPr>
       <w:r>
-        <w:t xml:space="preserve">“Creaciones, Invenciones y Secretos” </w:t>
-      </w:r>
-      <w:r>
-        <w:t>son todas las creaciones y demás objetos y prestaciones susceptibles de protección por las leyes de propiedad intelectual, propiedad industrial y normas aplicables al know-how y los secretos empresariales.</w:t>
+        <w:t xml:space="preserve">“Aportaciones” son cada </w:t>
+      </w:r>
+      <w:r>
+        <w:t xml:space="preserve">uno de los </w:t>
+      </w:r>
+      <w:r>
+        <w:t xml:space="preserve">contenidos, </w:t>
+      </w:r>
+      <w:r>
+        <w:t xml:space="preserve">trabajos </w:t>
+      </w:r>
+      <w:r>
+        <w:t xml:space="preserve">y materiales </w:t>
+      </w:r>
+      <w:r>
+        <w:t>elaborados</w:t>
+      </w:r>
+      <w:r>
+        <w:t xml:space="preserve"> por los </w:t>
+      </w:r>
+      <w:r>
+        <w:t>Asociados</w:t>
+      </w:r>
+      <w:r>
+        <w:t xml:space="preserve"> para la Asociación.</w:t>
       </w:r>
     </w:p>
     <w:p>
@@ -1460,9 +1607,6 @@
         <w:spacing w:after="0"/>
         <w:ind w:left="720"/>
       </w:pPr>
-      <w:r>
-        <w:t xml:space="preserve"> </w:t>
-      </w:r>
     </w:p>
     <w:p>
       <w:pPr>
@@ -1475,22 +1619,10 @@
         <w:ind w:left="709"/>
       </w:pPr>
       <w:r>
-        <w:t>“Derechos de Propiedad Intelectual e Industrial” se refiere a</w:t>
-      </w:r>
-      <w:r>
-        <w:t xml:space="preserve"> todos los derechos reconocidos por la legislación de propiedad intelectual</w:t>
-      </w:r>
-      <w:r>
-        <w:t xml:space="preserve"> vigente</w:t>
-      </w:r>
-      <w:r>
-        <w:t xml:space="preserve"> (derechos de autor, derechos afines y sui generis), todos los derechos reconocidos por la legislación de propiedad industrial</w:t>
-      </w:r>
-      <w:r>
-        <w:t xml:space="preserve"> vigente</w:t>
-      </w:r>
-      <w:r>
-        <w:t xml:space="preserve"> (patentes, marcas, modelos de utilidad, modelos y dibujos industriales, topografías de productos semiconductores y cualesquiera otros derechos similares) y todos los derechos reconocidos al propietario de un know-how o secreto empresarial.</w:t>
+        <w:t xml:space="preserve">“Creaciones, Invenciones y Secretos” </w:t>
+      </w:r>
+      <w:r>
+        <w:t>son todas las creaciones y demás objetos y prestaciones susceptibles de protección por las leyes de propiedad intelectual, propiedad industrial y normas aplicables al know-how y los secretos empresariales.</w:t>
       </w:r>
     </w:p>
     <w:p>
@@ -1503,6 +1635,9 @@
         <w:spacing w:after="0"/>
         <w:ind w:left="720"/>
       </w:pPr>
+      <w:r>
+        <w:t xml:space="preserve"> </w:t>
+      </w:r>
     </w:p>
     <w:p>
       <w:pPr>
@@ -1515,19 +1650,22 @@
         <w:ind w:left="709"/>
       </w:pPr>
       <w:r>
-        <w:t>“E</w:t>
-      </w:r>
-      <w:r>
-        <w:t>leme</w:t>
-      </w:r>
-      <w:r>
-        <w:t xml:space="preserve">ntos Preexistentes” son aquellas Aportaciones o partes de Aportaciones sobre los que los Socios </w:t>
-      </w:r>
-      <w:r>
-        <w:t>o un tercer</w:t>
-      </w:r>
-      <w:r>
-        <w:t>o tengan derechos preexistentes.</w:t>
+        <w:t>“Derechos de Propiedad Intelectual e Industrial” se refiere a</w:t>
+      </w:r>
+      <w:r>
+        <w:t xml:space="preserve"> todos los derechos reconocidos por la legislación de propiedad intelectual</w:t>
+      </w:r>
+      <w:r>
+        <w:t xml:space="preserve"> vigente</w:t>
+      </w:r>
+      <w:r>
+        <w:t xml:space="preserve"> (derechos de autor, derechos afines y sui generis), todos los derechos reconocidos por la legislación de propiedad industrial</w:t>
+      </w:r>
+      <w:r>
+        <w:t xml:space="preserve"> vigente</w:t>
+      </w:r>
+      <w:r>
+        <w:t xml:space="preserve"> (patentes, marcas, modelos de utilidad, modelos y dibujos industriales, topografías de productos semiconductores y cualesquiera otros derechos similares) y todos los derechos reconocidos al propietario de un know-how o secreto empresarial.</w:t>
       </w:r>
     </w:p>
     <w:p>
@@ -1538,7 +1676,7 @@
           <w:numId w:val="0"/>
         </w:numPr>
         <w:spacing w:after="0"/>
-        <w:ind w:left="1440"/>
+        <w:ind w:left="720"/>
       </w:pPr>
     </w:p>
     <w:p>
@@ -1552,7 +1690,25 @@
         <w:ind w:left="709"/>
       </w:pPr>
       <w:r>
-        <w:t xml:space="preserve">“Estatutos” se refiere a los estatutos de la Asociación. </w:t>
+        <w:t>“E</w:t>
+      </w:r>
+      <w:r>
+        <w:t>leme</w:t>
+      </w:r>
+      <w:r>
+        <w:t xml:space="preserve">ntos Preexistentes” son aquellas Aportaciones o partes de Aportaciones sobre los que los </w:t>
+      </w:r>
+      <w:r>
+        <w:t>Asociados</w:t>
+      </w:r>
+      <w:r>
+        <w:t xml:space="preserve"> </w:t>
+      </w:r>
+      <w:r>
+        <w:t>o un tercer</w:t>
+      </w:r>
+      <w:r>
+        <w:t>o tengan derechos preexistentes.</w:t>
       </w:r>
     </w:p>
     <w:p>
@@ -1577,7 +1733,7 @@
         <w:ind w:left="709"/>
       </w:pPr>
       <w:r>
-        <w:t xml:space="preserve">“Junta Directiva” hace referencia a la junta directiva de la Asociación o las personas en quienes deleguen su representación. </w:t>
+        <w:t xml:space="preserve">“Estatutos” se refiere a los estatutos de la Asociación. </w:t>
       </w:r>
     </w:p>
     <w:p>
@@ -1602,12 +1758,18 @@
         <w:ind w:left="709"/>
       </w:pPr>
       <w:r>
-        <w:t>“Política” se refiere a esta política de propiedad intelectual.</w:t>
-      </w:r>
-    </w:p>
-    <w:p>
-      <w:pPr>
-        <w:ind w:left="1440" w:hanging="360"/>
+        <w:t xml:space="preserve">“Junta Directiva” hace referencia a la junta directiva de la Asociación o las personas en quienes deleguen su representación. </w:t>
+      </w:r>
+    </w:p>
+    <w:p>
+      <w:pPr>
+        <w:pStyle w:val="ListParagraph"/>
+        <w:numPr>
+          <w:ilvl w:val="0"/>
+          <w:numId w:val="0"/>
+        </w:numPr>
+        <w:spacing w:after="0"/>
+        <w:ind w:left="1440"/>
       </w:pPr>
     </w:p>
     <w:p>
@@ -1621,8 +1783,13 @@
         <w:ind w:left="709"/>
       </w:pPr>
       <w:r>
-        <w:t xml:space="preserve">“Socios” se refiere a los socios de la Asociación, con independencia de su condición de socio promotor, de número o de honor, o cualquier otra categoría que pueda ser creada durante la vida de la Asociación. </w:t>
-      </w:r>
+        <w:t>“Política” se refiere a esta política de propiedad intelectual.</w:t>
+      </w:r>
+    </w:p>
+    <w:p>
+      <w:pPr>
+        <w:ind w:left="1440" w:hanging="360"/>
+      </w:pPr>
     </w:p>
     <w:p/>
     <w:p>
@@ -1795,33 +1962,6 @@
 
 <file path=word/header2.xml><?xml version="1.0" encoding="utf-8"?>
 <w:hdr xmlns:wpc="http://schemas.microsoft.com/office/word/2010/wordprocessingCanvas" xmlns:mc="http://schemas.openxmlformats.org/markup-compatibility/2006" xmlns:o="urn:schemas-microsoft-com:office:office" xmlns:r="http://schemas.openxmlformats.org/officeDocument/2006/relationships" xmlns:m="http://schemas.openxmlformats.org/officeDocument/2006/math" xmlns:v="urn:schemas-microsoft-com:vml" xmlns:wp14="http://schemas.microsoft.com/office/word/2010/wordprocessingDrawing" xmlns:wp="http://schemas.openxmlformats.org/drawingml/2006/wordprocessingDrawing" xmlns:w10="urn:schemas-microsoft-com:office:word" xmlns:w="http://schemas.openxmlformats.org/wordprocessingml/2006/main" xmlns:w14="http://schemas.microsoft.com/office/word/2010/wordml" xmlns:wpg="http://schemas.microsoft.com/office/word/2010/wordprocessingGroup" xmlns:wpi="http://schemas.microsoft.com/office/word/2010/wordprocessingInk" xmlns:wne="http://schemas.microsoft.com/office/word/2006/wordml" xmlns:wps="http://schemas.microsoft.com/office/word/2010/wordprocessingShape" mc:Ignorable="w14 wp14">
-  <w:p>
-    <w:pPr>
-      <w:pStyle w:val="Header"/>
-      <w:jc w:val="right"/>
-    </w:pPr>
-    <w:r>
-      <w:t>Borrador sujeto a cambios</w:t>
-    </w:r>
-  </w:p>
-  <w:p>
-    <w:pPr>
-      <w:pStyle w:val="Header"/>
-      <w:jc w:val="right"/>
-    </w:pPr>
-    <w:r>
-      <w:t>0</w:t>
-    </w:r>
-    <w:r>
-      <w:t>5</w:t>
-    </w:r>
-    <w:r>
-      <w:t>.09</w:t>
-    </w:r>
-    <w:r>
-      <w:t>.2017</w:t>
-    </w:r>
-  </w:p>
   <w:p>
     <w:pPr>
       <w:pStyle w:val="Header"/>
@@ -4899,7 +5039,7 @@
 </file>
 
 <file path=customXml/itemProps1.xml><?xml version="1.0" encoding="utf-8"?>
-<ds:datastoreItem xmlns:ds="http://schemas.openxmlformats.org/officeDocument/2006/customXml" ds:itemID="{028CA839-CD06-4F32-8D29-253D7B1804CA}">
+<ds:datastoreItem xmlns:ds="http://schemas.openxmlformats.org/officeDocument/2006/customXml" ds:itemID="{2E4EE082-DC0B-48B4-AD8A-A78F4E4A4455}">
   <ds:schemaRefs>
     <ds:schemaRef ds:uri="http://schemas.openxmlformats.org/officeDocument/2006/bibliography"/>
   </ds:schemaRefs>
